--- a/16. Deep Learning/ДЗ_3_Улучшение качества обучения нейросети/Комментарий.docx
+++ b/16. Deep Learning/ДЗ_3_Улучшение качества обучения нейросети/Комментарий.docx
@@ -1157,27 +1157,16 @@
       </w:r>
     </w:p>
     <w:p>
-      <w:pPr>
-        <w:rPr>
-          <w:lang w:val="en-US"/>
-        </w:rPr>
-      </w:pPr>
       <w:r>
         <w:t>заметное</w:t>
       </w:r>
       <w:r>
-        <w:rPr>
-          <w:lang w:val="en-US"/>
-        </w:rPr>
         <w:t xml:space="preserve"> </w:t>
       </w:r>
       <w:r>
         <w:t>размытие</w:t>
       </w:r>
       <w:r>
-        <w:rPr>
-          <w:lang w:val="en-US"/>
-        </w:rPr>
         <w:t xml:space="preserve"> (</w:t>
       </w:r>
       <w:proofErr w:type="spellStart"/>
@@ -1196,23 +1185,24 @@
       </w:r>
       <w:proofErr w:type="spellEnd"/>
       <w:r>
+        <w:t xml:space="preserve">, </w:t>
+      </w:r>
+      <w:r>
         <w:rPr>
           <w:lang w:val="en-US"/>
         </w:rPr>
-        <w:t xml:space="preserve">, </w:t>
-      </w:r>
-      <w:proofErr w:type="spellStart"/>
+        <w:t>kernel</w:t>
+      </w:r>
+      <w:r>
+        <w:t>_</w:t>
+      </w:r>
       <w:r>
         <w:rPr>
           <w:lang w:val="en-US"/>
         </w:rPr>
-        <w:t>kernel_size</w:t>
-      </w:r>
-      <w:proofErr w:type="spellEnd"/>
-      <w:r>
-        <w:rPr>
-          <w:lang w:val="en-US"/>
-        </w:rPr>
+        <w:t>size</w:t>
+      </w:r>
+      <w:r>
         <w:t>=15).</w:t>
       </w:r>
     </w:p>
@@ -1533,6 +1523,267 @@
           <w:lang w:eastAsia="ru-RU"/>
         </w:rPr>
       </w:pPr>
+      <w:r>
+        <w:rPr>
+          <w:rFonts w:ascii="Courier New" w:eastAsia="Times New Roman" w:hAnsi="Courier New" w:cs="Courier New"/>
+          <w:color w:val="000000"/>
+          <w:sz w:val="21"/>
+          <w:szCs w:val="21"/>
+          <w:lang w:eastAsia="ru-RU"/>
+        </w:rPr>
+        <w:t>-------------------------------------------------------------------------</w:t>
+      </w:r>
+    </w:p>
+    <w:p>
+      <w:pPr>
+        <w:rPr>
+          <w:lang w:eastAsia="ru-RU"/>
+        </w:rPr>
+      </w:pPr>
+      <w:r>
+        <w:rPr>
+          <w:lang w:eastAsia="ru-RU"/>
+        </w:rPr>
+        <w:t>Здравствуйте!</w:t>
+      </w:r>
+    </w:p>
+    <w:p>
+      <w:pPr>
+        <w:rPr>
+          <w:lang w:eastAsia="ru-RU"/>
+        </w:rPr>
+      </w:pPr>
+      <w:r>
+        <w:rPr>
+          <w:lang w:eastAsia="ru-RU"/>
+        </w:rPr>
+        <w:t>Я выполнил обязательное задание.</w:t>
+      </w:r>
+    </w:p>
+    <w:p>
+      <w:pPr>
+        <w:rPr>
+          <w:lang w:eastAsia="ru-RU"/>
+        </w:rPr>
+      </w:pPr>
+      <w:r>
+        <w:rPr>
+          <w:lang w:eastAsia="ru-RU"/>
+        </w:rPr>
+        <w:t>Сначала создал списки </w:t>
+      </w:r>
+      <w:r>
+        <w:rPr>
+          <w:rFonts w:ascii="Consolas" w:hAnsi="Consolas" w:cs="Courier New"/>
+          <w:sz w:val="21"/>
+          <w:szCs w:val="21"/>
+          <w:bdr w:val="single" w:sz="4" w:space="2" w:color="auto" w:frame="1"/>
+          <w:shd w:val="clear" w:color="auto" w:fill="FCFCFC"/>
+          <w:lang w:eastAsia="ru-RU"/>
+        </w:rPr>
+        <w:t>x</w:t>
+      </w:r>
+      <w:r>
+        <w:rPr>
+          <w:lang w:eastAsia="ru-RU"/>
+        </w:rPr>
+        <w:t> и </w:t>
+      </w:r>
+      <w:r>
+        <w:rPr>
+          <w:rFonts w:ascii="Consolas" w:hAnsi="Consolas" w:cs="Courier New"/>
+          <w:sz w:val="21"/>
+          <w:szCs w:val="21"/>
+          <w:bdr w:val="single" w:sz="4" w:space="2" w:color="auto" w:frame="1"/>
+          <w:shd w:val="clear" w:color="auto" w:fill="FCFCFC"/>
+          <w:lang w:eastAsia="ru-RU"/>
+        </w:rPr>
+        <w:t>y</w:t>
+      </w:r>
+      <w:r>
+        <w:rPr>
+          <w:lang w:eastAsia="ru-RU"/>
+        </w:rPr>
+        <w:t>, заполнив их по математической формуле из задания. Потом проанализировал вероятности: поскольку значения от 0 до 9 распределены равномерно, шанс, </w:t>
+      </w:r>
+    </w:p>
+    <w:p>
+      <w:pPr>
+        <w:rPr>
+          <w:lang w:eastAsia="ru-RU"/>
+        </w:rPr>
+      </w:pPr>
+      <w:r>
+        <w:rPr>
+          <w:lang w:eastAsia="ru-RU"/>
+        </w:rPr>
+        <w:t>что </w:t>
+      </w:r>
+      <w:r>
+        <w:rPr>
+          <w:rFonts w:ascii="Consolas" w:hAnsi="Consolas" w:cs="Courier New"/>
+          <w:sz w:val="21"/>
+          <w:szCs w:val="21"/>
+          <w:bdr w:val="single" w:sz="4" w:space="2" w:color="auto" w:frame="1"/>
+          <w:shd w:val="clear" w:color="auto" w:fill="FCFCFC"/>
+          <w:lang w:eastAsia="ru-RU"/>
+        </w:rPr>
+        <w:t>x [0]</w:t>
+      </w:r>
+      <w:r>
+        <w:rPr>
+          <w:lang w:eastAsia="ru-RU"/>
+        </w:rPr>
+        <w:t> будет равен 0, — всего 10 %. Соответственно, в 90 % случаев массивы </w:t>
+      </w:r>
+      <w:r>
+        <w:rPr>
+          <w:rFonts w:ascii="Consolas" w:hAnsi="Consolas" w:cs="Courier New"/>
+          <w:sz w:val="21"/>
+          <w:szCs w:val="21"/>
+          <w:bdr w:val="single" w:sz="4" w:space="2" w:color="auto" w:frame="1"/>
+          <w:shd w:val="clear" w:color="auto" w:fill="FCFCFC"/>
+          <w:lang w:eastAsia="ru-RU"/>
+        </w:rPr>
+        <w:t>x</w:t>
+      </w:r>
+      <w:r>
+        <w:rPr>
+          <w:lang w:eastAsia="ru-RU"/>
+        </w:rPr>
+        <w:t> и </w:t>
+      </w:r>
+      <w:r>
+        <w:rPr>
+          <w:rFonts w:ascii="Consolas" w:hAnsi="Consolas" w:cs="Courier New"/>
+          <w:sz w:val="21"/>
+          <w:szCs w:val="21"/>
+          <w:bdr w:val="single" w:sz="4" w:space="2" w:color="auto" w:frame="1"/>
+          <w:shd w:val="clear" w:color="auto" w:fill="FCFCFC"/>
+          <w:lang w:eastAsia="ru-RU"/>
+        </w:rPr>
+        <w:t>y</w:t>
+      </w:r>
+      <w:r>
+        <w:rPr>
+          <w:lang w:eastAsia="ru-RU"/>
+        </w:rPr>
+        <w:t> будут различаться.</w:t>
+      </w:r>
+    </w:p>
+    <w:p>
+      <w:pPr>
+        <w:rPr>
+          <w:lang w:eastAsia="ru-RU"/>
+        </w:rPr>
+      </w:pPr>
+      <w:r>
+        <w:rPr>
+          <w:lang w:eastAsia="ru-RU"/>
+        </w:rPr>
+        <w:t>Для решения задачи использовал простую RNN</w:t>
+      </w:r>
+      <w:r>
+        <w:rPr>
+          <w:lang w:eastAsia="ru-RU"/>
+        </w:rPr>
+        <w:noBreakHyphen/>
+        <w:t>модель. Она показала 100 % accuracy на тестовых данных уже за 3 эпохи, поэтому применять более сложные модели (GRU и LSTM) не имело смысла. Тем не менее в конце блокнота я добавил код для этих моделей — на всякий случай, если захочется их протестировать.</w:t>
+      </w:r>
+    </w:p>
+    <w:p>
+      <w:pPr>
+        <w:rPr>
+          <w:lang w:eastAsia="ru-RU"/>
+        </w:rPr>
+      </w:pPr>
+      <w:r>
+        <w:rPr>
+          <w:lang w:eastAsia="ru-RU"/>
+        </w:rPr>
+        <w:t>Присылаю два файла с результатами. Во втором файле я выполнил задание локально на своём ноутбуке. Удалось настроить видеокарту NVIDIA GeForce RTX 2060 для обучения моделей: это заметно ускорило процесс и дало возможность поэкспериментировать с разными настройками.</w:t>
+      </w:r>
+    </w:p>
+    <w:p>
+      <w:pPr>
+        <w:rPr>
+          <w:lang w:eastAsia="ru-RU"/>
+        </w:rPr>
+      </w:pPr>
+      <w:r>
+        <w:rPr>
+          <w:lang w:eastAsia="ru-RU"/>
+        </w:rPr>
+        <w:t>У меня возник вопрос: при работе с последовательностями в рекуррентных сетях, когда мы формируем </w:t>
+      </w:r>
+      <w:r>
+        <w:rPr>
+          <w:rFonts w:ascii="Consolas" w:hAnsi="Consolas" w:cs="Courier New"/>
+          <w:sz w:val="21"/>
+          <w:szCs w:val="21"/>
+          <w:bdr w:val="single" w:sz="4" w:space="2" w:color="auto" w:frame="1"/>
+          <w:shd w:val="clear" w:color="auto" w:fill="FCFCFC"/>
+          <w:lang w:eastAsia="ru-RU"/>
+        </w:rPr>
+        <w:t>DataLoader</w:t>
+      </w:r>
+      <w:r>
+        <w:rPr>
+          <w:lang w:eastAsia="ru-RU"/>
+        </w:rPr>
+        <w:t>, всегда ли лучше ставить </w:t>
+      </w:r>
+      <w:r>
+        <w:rPr>
+          <w:rFonts w:ascii="Consolas" w:hAnsi="Consolas" w:cs="Courier New"/>
+          <w:sz w:val="21"/>
+          <w:szCs w:val="21"/>
+          <w:bdr w:val="single" w:sz="4" w:space="2" w:color="auto" w:frame="1"/>
+          <w:shd w:val="clear" w:color="auto" w:fill="FCFCFC"/>
+          <w:lang w:eastAsia="ru-RU"/>
+        </w:rPr>
+        <w:t>shuffle=False</w:t>
+      </w:r>
+      <w:r>
+        <w:rPr>
+          <w:lang w:eastAsia="ru-RU"/>
+        </w:rPr>
+        <w:t>? В этой задаче я использовал </w:t>
+      </w:r>
+      <w:r>
+        <w:rPr>
+          <w:rFonts w:ascii="Consolas" w:hAnsi="Consolas" w:cs="Courier New"/>
+          <w:sz w:val="21"/>
+          <w:szCs w:val="21"/>
+          <w:bdr w:val="single" w:sz="4" w:space="2" w:color="auto" w:frame="1"/>
+          <w:shd w:val="clear" w:color="auto" w:fill="FCFCFC"/>
+          <w:lang w:eastAsia="ru-RU"/>
+        </w:rPr>
+        <w:t>shuffle=False</w:t>
+      </w:r>
+      <w:r>
+        <w:rPr>
+          <w:lang w:eastAsia="ru-RU"/>
+        </w:rPr>
+        <w:t>, но интересно узнать, есть ли случаи, когда перемешивание данных (</w:t>
+      </w:r>
+      <w:r>
+        <w:rPr>
+          <w:rFonts w:ascii="Consolas" w:hAnsi="Consolas" w:cs="Courier New"/>
+          <w:sz w:val="21"/>
+          <w:szCs w:val="21"/>
+          <w:bdr w:val="single" w:sz="4" w:space="2" w:color="auto" w:frame="1"/>
+          <w:shd w:val="clear" w:color="auto" w:fill="FCFCFC"/>
+          <w:lang w:eastAsia="ru-RU"/>
+        </w:rPr>
+        <w:t>shuffle=True</w:t>
+      </w:r>
+      <w:r>
+        <w:rPr>
+          <w:lang w:eastAsia="ru-RU"/>
+        </w:rPr>
+        <w:t>) допустимо или даже полезно.</w:t>
+      </w:r>
     </w:p>
     <w:p>
       <w:pPr>
@@ -1566,8 +1817,174 @@
       </w:pPr>
     </w:p>
     <w:p>
-      <w:pPr>
-        <w:jc w:val="both"/>
+      <w:r>
+        <w:lastRenderedPageBreak/>
+        <w:t>Здравствуйте!</w:t>
+      </w:r>
+    </w:p>
+    <w:p>
+      <w:r>
+        <w:t>Постарался выполнить ДЗ более подробно</w:t>
+      </w:r>
+      <w:r>
+        <w:t>.</w:t>
+      </w:r>
+    </w:p>
+    <w:p>
+      <w:pPr>
+        <w:shd w:val="clear" w:color="auto" w:fill="FFFFFF"/>
+        <w:spacing w:line="285" w:lineRule="atLeast"/>
+        <w:rPr>
+          <w:lang w:eastAsia="ru-RU"/>
+        </w:rPr>
+      </w:pPr>
+      <w:r>
+        <w:t xml:space="preserve">Было непросто: на первой эпохе стабильно </w:t>
+      </w:r>
+      <w:r>
+        <w:t>выдавала ошибку</w:t>
+      </w:r>
+      <w:r>
+        <w:t xml:space="preserve"> на </w:t>
+      </w:r>
+      <w:r>
+        <w:t>3</w:t>
+      </w:r>
+      <w:r>
+        <w:t>0</w:t>
+      </w:r>
+      <w:r>
+        <w:noBreakHyphen/>
+        <w:t xml:space="preserve">м </w:t>
+      </w:r>
+      <w:proofErr w:type="spellStart"/>
+      <w:r>
+        <w:t>батче</w:t>
+      </w:r>
+      <w:proofErr w:type="spellEnd"/>
+      <w:r>
+        <w:t xml:space="preserve"> (в конце первой эпохи)</w:t>
+      </w:r>
+      <w:r>
+        <w:t>. Долго разбирался — оказалось, проблема в паре файлов с кривой разметкой</w:t>
+      </w:r>
+      <w:r>
+        <w:t xml:space="preserve"> (координаты минимальной и максимальной точек совпадали, тем самым </w:t>
+      </w:r>
+      <w:proofErr w:type="spellStart"/>
+      <w:r>
+        <w:rPr>
+          <w:lang w:eastAsia="ru-RU"/>
+        </w:rPr>
+        <w:t>truth</w:t>
+      </w:r>
+      <w:proofErr w:type="spellEnd"/>
+      <w:r>
+        <w:rPr>
+          <w:lang w:eastAsia="ru-RU"/>
+        </w:rPr>
+        <w:t xml:space="preserve"> </w:t>
+      </w:r>
+      <w:proofErr w:type="spellStart"/>
+      <w:r>
+        <w:rPr>
+          <w:lang w:eastAsia="ru-RU"/>
+        </w:rPr>
+        <w:t>bounding</w:t>
+      </w:r>
+      <w:proofErr w:type="spellEnd"/>
+      <w:r>
+        <w:rPr>
+          <w:lang w:eastAsia="ru-RU"/>
+        </w:rPr>
+        <w:t xml:space="preserve"> </w:t>
+      </w:r>
+      <w:proofErr w:type="spellStart"/>
+      <w:r>
+        <w:rPr>
+          <w:lang w:eastAsia="ru-RU"/>
+        </w:rPr>
+        <w:t>boxes</w:t>
+      </w:r>
+      <w:proofErr w:type="spellEnd"/>
+      <w:r>
+        <w:rPr>
+          <w:lang w:eastAsia="ru-RU"/>
+        </w:rPr>
+        <w:t xml:space="preserve"> не формировался</w:t>
+      </w:r>
+      <w:r>
+        <w:t>)</w:t>
+      </w:r>
+      <w:r>
+        <w:t>. Пришлось написать скрипт, чтобы автоматически находить такие случаи. На это ушло прилично времени, но зато теперь данные чистые.</w:t>
+      </w:r>
+    </w:p>
+    <w:p>
+      <w:r>
+        <w:t xml:space="preserve">Модель обучилась, метрики и выводы </w:t>
+      </w:r>
+      <w:r>
+        <w:t>внёс</w:t>
+      </w:r>
+      <w:r>
+        <w:t xml:space="preserve"> в конец блокнота — там всё наглядно.</w:t>
+      </w:r>
+    </w:p>
+    <w:p>
+      <w:r>
+        <w:t xml:space="preserve">Остался вопрос: как лучше поднять mAP@0.75? Сейчас она не такая высокая, как хотелось бы. </w:t>
+      </w:r>
+    </w:p>
+    <w:p>
+      <w:r>
+        <w:t>Возможные пути решения:</w:t>
+      </w:r>
+    </w:p>
+    <w:p>
+      <w:r>
+        <w:t xml:space="preserve">Более </w:t>
+      </w:r>
+      <w:r>
+        <w:t xml:space="preserve">тонкая настройка </w:t>
+      </w:r>
+      <w:proofErr w:type="spellStart"/>
+      <w:r>
+        <w:t>гиперпараметров</w:t>
+      </w:r>
+      <w:proofErr w:type="spellEnd"/>
+      <w:r>
+        <w:t xml:space="preserve"> модели;</w:t>
+      </w:r>
+    </w:p>
+    <w:p>
+      <w:r>
+        <w:t>оптимизация экстрактора признаков (</w:t>
+      </w:r>
+      <w:proofErr w:type="spellStart"/>
+      <w:r>
+        <w:t>feature</w:t>
+      </w:r>
+      <w:proofErr w:type="spellEnd"/>
+      <w:r>
+        <w:t xml:space="preserve"> </w:t>
+      </w:r>
+      <w:proofErr w:type="spellStart"/>
+      <w:r>
+        <w:t>extractor</w:t>
+      </w:r>
+      <w:proofErr w:type="spellEnd"/>
+      <w:r>
+        <w:t>);</w:t>
+      </w:r>
+    </w:p>
+    <w:p>
+      <w:r>
+        <w:t>увеличение объёма обучающих данных;</w:t>
+      </w:r>
+    </w:p>
+    <w:p>
+      <w:pPr>
         <w:rPr>
           <w:rFonts w:asciiTheme="majorHAnsi" w:eastAsia="Times New Roman" w:hAnsiTheme="majorHAnsi" w:cstheme="majorHAnsi"/>
           <w:color w:val="000000"/>
@@ -1578,13 +1995,9 @@
       </w:pPr>
       <w:r>
         <w:rPr>
-          <w:rFonts w:asciiTheme="majorHAnsi" w:eastAsia="Times New Roman" w:hAnsiTheme="majorHAnsi" w:cstheme="majorHAnsi"/>
-          <w:color w:val="0000FF"/>
-          <w:sz w:val="21"/>
-          <w:szCs w:val="21"/>
-          <w:lang w:eastAsia="ru-RU"/>
-        </w:rPr>
-        <w:t xml:space="preserve"> </w:t>
+          <w:shd w:val="clear" w:color="auto" w:fill="FFFFFF"/>
+        </w:rPr>
+        <w:t>Буду благодарен за рекомендации по повышению этой метрики.</w:t>
       </w:r>
     </w:p>
     <w:sectPr>
@@ -1749,6 +2162,155 @@
     </w:lvl>
   </w:abstractNum>
   <w:abstractNum w:abstractNumId="1" w15:restartNumberingAfterBreak="0">
+    <w:nsid w:val="1AC4198A"/>
+    <w:multiLevelType w:val="multilevel"/>
+    <w:tmpl w:val="0854FCC0"/>
+    <w:lvl w:ilvl="0">
+      <w:start w:val="1"/>
+      <w:numFmt w:val="bullet"/>
+      <w:lvlText w:val=""/>
+      <w:lvlJc w:val="left"/>
+      <w:pPr>
+        <w:tabs>
+          <w:tab w:val="num" w:pos="720"/>
+        </w:tabs>
+        <w:ind w:left="720" w:hanging="360"/>
+      </w:pPr>
+      <w:rPr>
+        <w:rFonts w:ascii="Symbol" w:hAnsi="Symbol" w:hint="default"/>
+        <w:sz w:val="20"/>
+      </w:rPr>
+    </w:lvl>
+    <w:lvl w:ilvl="1" w:tentative="1">
+      <w:start w:val="1"/>
+      <w:numFmt w:val="bullet"/>
+      <w:lvlText w:val="o"/>
+      <w:lvlJc w:val="left"/>
+      <w:pPr>
+        <w:tabs>
+          <w:tab w:val="num" w:pos="1440"/>
+        </w:tabs>
+        <w:ind w:left="1440" w:hanging="360"/>
+      </w:pPr>
+      <w:rPr>
+        <w:rFonts w:ascii="Courier New" w:hAnsi="Courier New" w:hint="default"/>
+        <w:sz w:val="20"/>
+      </w:rPr>
+    </w:lvl>
+    <w:lvl w:ilvl="2" w:tentative="1">
+      <w:start w:val="1"/>
+      <w:numFmt w:val="bullet"/>
+      <w:lvlText w:val=""/>
+      <w:lvlJc w:val="left"/>
+      <w:pPr>
+        <w:tabs>
+          <w:tab w:val="num" w:pos="2160"/>
+        </w:tabs>
+        <w:ind w:left="2160" w:hanging="360"/>
+      </w:pPr>
+      <w:rPr>
+        <w:rFonts w:ascii="Wingdings" w:hAnsi="Wingdings" w:hint="default"/>
+        <w:sz w:val="20"/>
+      </w:rPr>
+    </w:lvl>
+    <w:lvl w:ilvl="3" w:tentative="1">
+      <w:start w:val="1"/>
+      <w:numFmt w:val="bullet"/>
+      <w:lvlText w:val=""/>
+      <w:lvlJc w:val="left"/>
+      <w:pPr>
+        <w:tabs>
+          <w:tab w:val="num" w:pos="2880"/>
+        </w:tabs>
+        <w:ind w:left="2880" w:hanging="360"/>
+      </w:pPr>
+      <w:rPr>
+        <w:rFonts w:ascii="Wingdings" w:hAnsi="Wingdings" w:hint="default"/>
+        <w:sz w:val="20"/>
+      </w:rPr>
+    </w:lvl>
+    <w:lvl w:ilvl="4" w:tentative="1">
+      <w:start w:val="1"/>
+      <w:numFmt w:val="bullet"/>
+      <w:lvlText w:val=""/>
+      <w:lvlJc w:val="left"/>
+      <w:pPr>
+        <w:tabs>
+          <w:tab w:val="num" w:pos="3600"/>
+        </w:tabs>
+        <w:ind w:left="3600" w:hanging="360"/>
+      </w:pPr>
+      <w:rPr>
+        <w:rFonts w:ascii="Wingdings" w:hAnsi="Wingdings" w:hint="default"/>
+        <w:sz w:val="20"/>
+      </w:rPr>
+    </w:lvl>
+    <w:lvl w:ilvl="5" w:tentative="1">
+      <w:start w:val="1"/>
+      <w:numFmt w:val="bullet"/>
+      <w:lvlText w:val=""/>
+      <w:lvlJc w:val="left"/>
+      <w:pPr>
+        <w:tabs>
+          <w:tab w:val="num" w:pos="4320"/>
+        </w:tabs>
+        <w:ind w:left="4320" w:hanging="360"/>
+      </w:pPr>
+      <w:rPr>
+        <w:rFonts w:ascii="Wingdings" w:hAnsi="Wingdings" w:hint="default"/>
+        <w:sz w:val="20"/>
+      </w:rPr>
+    </w:lvl>
+    <w:lvl w:ilvl="6" w:tentative="1">
+      <w:start w:val="1"/>
+      <w:numFmt w:val="bullet"/>
+      <w:lvlText w:val=""/>
+      <w:lvlJc w:val="left"/>
+      <w:pPr>
+        <w:tabs>
+          <w:tab w:val="num" w:pos="5040"/>
+        </w:tabs>
+        <w:ind w:left="5040" w:hanging="360"/>
+      </w:pPr>
+      <w:rPr>
+        <w:rFonts w:ascii="Wingdings" w:hAnsi="Wingdings" w:hint="default"/>
+        <w:sz w:val="20"/>
+      </w:rPr>
+    </w:lvl>
+    <w:lvl w:ilvl="7" w:tentative="1">
+      <w:start w:val="1"/>
+      <w:numFmt w:val="bullet"/>
+      <w:lvlText w:val=""/>
+      <w:lvlJc w:val="left"/>
+      <w:pPr>
+        <w:tabs>
+          <w:tab w:val="num" w:pos="5760"/>
+        </w:tabs>
+        <w:ind w:left="5760" w:hanging="360"/>
+      </w:pPr>
+      <w:rPr>
+        <w:rFonts w:ascii="Wingdings" w:hAnsi="Wingdings" w:hint="default"/>
+        <w:sz w:val="20"/>
+      </w:rPr>
+    </w:lvl>
+    <w:lvl w:ilvl="8" w:tentative="1">
+      <w:start w:val="1"/>
+      <w:numFmt w:val="bullet"/>
+      <w:lvlText w:val=""/>
+      <w:lvlJc w:val="left"/>
+      <w:pPr>
+        <w:tabs>
+          <w:tab w:val="num" w:pos="6480"/>
+        </w:tabs>
+        <w:ind w:left="6480" w:hanging="360"/>
+      </w:pPr>
+      <w:rPr>
+        <w:rFonts w:ascii="Wingdings" w:hAnsi="Wingdings" w:hint="default"/>
+        <w:sz w:val="20"/>
+      </w:rPr>
+    </w:lvl>
+  </w:abstractNum>
+  <w:abstractNum w:abstractNumId="2" w15:restartNumberingAfterBreak="0">
     <w:nsid w:val="1B4D0477"/>
     <w:multiLevelType w:val="multilevel"/>
     <w:tmpl w:val="D484757A"/>
@@ -1897,7 +2459,7 @@
       </w:rPr>
     </w:lvl>
   </w:abstractNum>
-  <w:abstractNum w:abstractNumId="2" w15:restartNumberingAfterBreak="0">
+  <w:abstractNum w:abstractNumId="3" w15:restartNumberingAfterBreak="0">
     <w:nsid w:val="1B6E7F52"/>
     <w:multiLevelType w:val="multilevel"/>
     <w:tmpl w:val="7500EF7A"/>
@@ -2046,7 +2608,7 @@
       </w:rPr>
     </w:lvl>
   </w:abstractNum>
-  <w:abstractNum w:abstractNumId="3" w15:restartNumberingAfterBreak="0">
+  <w:abstractNum w:abstractNumId="4" w15:restartNumberingAfterBreak="0">
     <w:nsid w:val="2099434F"/>
     <w:multiLevelType w:val="multilevel"/>
     <w:tmpl w:val="FF087B62"/>
@@ -2195,7 +2757,7 @@
       </w:rPr>
     </w:lvl>
   </w:abstractNum>
-  <w:abstractNum w:abstractNumId="4" w15:restartNumberingAfterBreak="0">
+  <w:abstractNum w:abstractNumId="5" w15:restartNumberingAfterBreak="0">
     <w:nsid w:val="2685797B"/>
     <w:multiLevelType w:val="hybridMultilevel"/>
     <w:tmpl w:val="163C660E"/>
@@ -2286,7 +2848,7 @@
       </w:pPr>
     </w:lvl>
   </w:abstractNum>
-  <w:abstractNum w:abstractNumId="5" w15:restartNumberingAfterBreak="0">
+  <w:abstractNum w:abstractNumId="6" w15:restartNumberingAfterBreak="0">
     <w:nsid w:val="3DC27BFF"/>
     <w:multiLevelType w:val="multilevel"/>
     <w:tmpl w:val="529E1052"/>
@@ -2435,7 +2997,7 @@
       </w:rPr>
     </w:lvl>
   </w:abstractNum>
-  <w:abstractNum w:abstractNumId="6" w15:restartNumberingAfterBreak="0">
+  <w:abstractNum w:abstractNumId="7" w15:restartNumberingAfterBreak="0">
     <w:nsid w:val="3E906152"/>
     <w:multiLevelType w:val="multilevel"/>
     <w:tmpl w:val="C652EE48"/>
@@ -2584,7 +3146,7 @@
       </w:rPr>
     </w:lvl>
   </w:abstractNum>
-  <w:abstractNum w:abstractNumId="7" w15:restartNumberingAfterBreak="0">
+  <w:abstractNum w:abstractNumId="8" w15:restartNumberingAfterBreak="0">
     <w:nsid w:val="43BB23B9"/>
     <w:multiLevelType w:val="multilevel"/>
     <w:tmpl w:val="2EAA9D7A"/>
@@ -2733,7 +3295,7 @@
       </w:rPr>
     </w:lvl>
   </w:abstractNum>
-  <w:abstractNum w:abstractNumId="8" w15:restartNumberingAfterBreak="0">
+  <w:abstractNum w:abstractNumId="9" w15:restartNumberingAfterBreak="0">
     <w:nsid w:val="471C428A"/>
     <w:multiLevelType w:val="multilevel"/>
     <w:tmpl w:val="E27A0850"/>
@@ -2882,7 +3444,7 @@
       </w:rPr>
     </w:lvl>
   </w:abstractNum>
-  <w:abstractNum w:abstractNumId="9" w15:restartNumberingAfterBreak="0">
+  <w:abstractNum w:abstractNumId="10" w15:restartNumberingAfterBreak="0">
     <w:nsid w:val="4A3D4FCE"/>
     <w:multiLevelType w:val="multilevel"/>
     <w:tmpl w:val="A5762B5C"/>
@@ -3031,7 +3593,7 @@
       </w:rPr>
     </w:lvl>
   </w:abstractNum>
-  <w:abstractNum w:abstractNumId="10" w15:restartNumberingAfterBreak="0">
+  <w:abstractNum w:abstractNumId="11" w15:restartNumberingAfterBreak="0">
     <w:nsid w:val="58D24BBD"/>
     <w:multiLevelType w:val="multilevel"/>
     <w:tmpl w:val="A2AC4FE4"/>
@@ -3148,7 +3710,7 @@
       </w:pPr>
     </w:lvl>
   </w:abstractNum>
-  <w:abstractNum w:abstractNumId="11" w15:restartNumberingAfterBreak="0">
+  <w:abstractNum w:abstractNumId="12" w15:restartNumberingAfterBreak="0">
     <w:nsid w:val="5D8759AE"/>
     <w:multiLevelType w:val="multilevel"/>
     <w:tmpl w:val="743C94A8"/>
@@ -3265,7 +3827,7 @@
       </w:pPr>
     </w:lvl>
   </w:abstractNum>
-  <w:abstractNum w:abstractNumId="12" w15:restartNumberingAfterBreak="0">
+  <w:abstractNum w:abstractNumId="13" w15:restartNumberingAfterBreak="0">
     <w:nsid w:val="63AC15DA"/>
     <w:multiLevelType w:val="hybridMultilevel"/>
     <w:tmpl w:val="21A897AC"/>
@@ -3356,7 +3918,7 @@
       </w:pPr>
     </w:lvl>
   </w:abstractNum>
-  <w:abstractNum w:abstractNumId="13" w15:restartNumberingAfterBreak="0">
+  <w:abstractNum w:abstractNumId="14" w15:restartNumberingAfterBreak="0">
     <w:nsid w:val="6BB728AF"/>
     <w:multiLevelType w:val="hybridMultilevel"/>
     <w:tmpl w:val="2B2A3D6C"/>
@@ -3445,7 +4007,7 @@
       </w:pPr>
     </w:lvl>
   </w:abstractNum>
-  <w:abstractNum w:abstractNumId="14" w15:restartNumberingAfterBreak="0">
+  <w:abstractNum w:abstractNumId="15" w15:restartNumberingAfterBreak="0">
     <w:nsid w:val="6CE67AC6"/>
     <w:multiLevelType w:val="multilevel"/>
     <w:tmpl w:val="B48E1900"/>
@@ -3594,7 +4156,7 @@
       </w:rPr>
     </w:lvl>
   </w:abstractNum>
-  <w:abstractNum w:abstractNumId="15" w15:restartNumberingAfterBreak="0">
+  <w:abstractNum w:abstractNumId="16" w15:restartNumberingAfterBreak="0">
     <w:nsid w:val="6CFD6CB2"/>
     <w:multiLevelType w:val="multilevel"/>
     <w:tmpl w:val="66EA9612"/>
@@ -3743,7 +4305,7 @@
       </w:rPr>
     </w:lvl>
   </w:abstractNum>
-  <w:abstractNum w:abstractNumId="16" w15:restartNumberingAfterBreak="0">
+  <w:abstractNum w:abstractNumId="17" w15:restartNumberingAfterBreak="0">
     <w:nsid w:val="6E4640B4"/>
     <w:multiLevelType w:val="multilevel"/>
     <w:tmpl w:val="09507DB2"/>
@@ -3892,7 +4454,7 @@
       </w:rPr>
     </w:lvl>
   </w:abstractNum>
-  <w:abstractNum w:abstractNumId="17" w15:restartNumberingAfterBreak="0">
+  <w:abstractNum w:abstractNumId="18" w15:restartNumberingAfterBreak="0">
     <w:nsid w:val="722E165A"/>
     <w:multiLevelType w:val="multilevel"/>
     <w:tmpl w:val="5916351E"/>
@@ -4041,59 +4603,214 @@
       </w:rPr>
     </w:lvl>
   </w:abstractNum>
+  <w:abstractNum w:abstractNumId="19" w15:restartNumberingAfterBreak="0">
+    <w:nsid w:val="7B4B517F"/>
+    <w:multiLevelType w:val="multilevel"/>
+    <w:tmpl w:val="5E8ED81A"/>
+    <w:lvl w:ilvl="0">
+      <w:start w:val="1"/>
+      <w:numFmt w:val="bullet"/>
+      <w:lvlText w:val=""/>
+      <w:lvlJc w:val="left"/>
+      <w:pPr>
+        <w:tabs>
+          <w:tab w:val="num" w:pos="720"/>
+        </w:tabs>
+        <w:ind w:left="720" w:hanging="360"/>
+      </w:pPr>
+      <w:rPr>
+        <w:rFonts w:ascii="Symbol" w:hAnsi="Symbol" w:hint="default"/>
+        <w:sz w:val="20"/>
+      </w:rPr>
+    </w:lvl>
+    <w:lvl w:ilvl="1" w:tentative="1">
+      <w:start w:val="1"/>
+      <w:numFmt w:val="bullet"/>
+      <w:lvlText w:val="o"/>
+      <w:lvlJc w:val="left"/>
+      <w:pPr>
+        <w:tabs>
+          <w:tab w:val="num" w:pos="1440"/>
+        </w:tabs>
+        <w:ind w:left="1440" w:hanging="360"/>
+      </w:pPr>
+      <w:rPr>
+        <w:rFonts w:ascii="Courier New" w:hAnsi="Courier New" w:hint="default"/>
+        <w:sz w:val="20"/>
+      </w:rPr>
+    </w:lvl>
+    <w:lvl w:ilvl="2" w:tentative="1">
+      <w:start w:val="1"/>
+      <w:numFmt w:val="bullet"/>
+      <w:lvlText w:val=""/>
+      <w:lvlJc w:val="left"/>
+      <w:pPr>
+        <w:tabs>
+          <w:tab w:val="num" w:pos="2160"/>
+        </w:tabs>
+        <w:ind w:left="2160" w:hanging="360"/>
+      </w:pPr>
+      <w:rPr>
+        <w:rFonts w:ascii="Wingdings" w:hAnsi="Wingdings" w:hint="default"/>
+        <w:sz w:val="20"/>
+      </w:rPr>
+    </w:lvl>
+    <w:lvl w:ilvl="3" w:tentative="1">
+      <w:start w:val="1"/>
+      <w:numFmt w:val="bullet"/>
+      <w:lvlText w:val=""/>
+      <w:lvlJc w:val="left"/>
+      <w:pPr>
+        <w:tabs>
+          <w:tab w:val="num" w:pos="2880"/>
+        </w:tabs>
+        <w:ind w:left="2880" w:hanging="360"/>
+      </w:pPr>
+      <w:rPr>
+        <w:rFonts w:ascii="Wingdings" w:hAnsi="Wingdings" w:hint="default"/>
+        <w:sz w:val="20"/>
+      </w:rPr>
+    </w:lvl>
+    <w:lvl w:ilvl="4" w:tentative="1">
+      <w:start w:val="1"/>
+      <w:numFmt w:val="bullet"/>
+      <w:lvlText w:val=""/>
+      <w:lvlJc w:val="left"/>
+      <w:pPr>
+        <w:tabs>
+          <w:tab w:val="num" w:pos="3600"/>
+        </w:tabs>
+        <w:ind w:left="3600" w:hanging="360"/>
+      </w:pPr>
+      <w:rPr>
+        <w:rFonts w:ascii="Wingdings" w:hAnsi="Wingdings" w:hint="default"/>
+        <w:sz w:val="20"/>
+      </w:rPr>
+    </w:lvl>
+    <w:lvl w:ilvl="5" w:tentative="1">
+      <w:start w:val="1"/>
+      <w:numFmt w:val="bullet"/>
+      <w:lvlText w:val=""/>
+      <w:lvlJc w:val="left"/>
+      <w:pPr>
+        <w:tabs>
+          <w:tab w:val="num" w:pos="4320"/>
+        </w:tabs>
+        <w:ind w:left="4320" w:hanging="360"/>
+      </w:pPr>
+      <w:rPr>
+        <w:rFonts w:ascii="Wingdings" w:hAnsi="Wingdings" w:hint="default"/>
+        <w:sz w:val="20"/>
+      </w:rPr>
+    </w:lvl>
+    <w:lvl w:ilvl="6" w:tentative="1">
+      <w:start w:val="1"/>
+      <w:numFmt w:val="bullet"/>
+      <w:lvlText w:val=""/>
+      <w:lvlJc w:val="left"/>
+      <w:pPr>
+        <w:tabs>
+          <w:tab w:val="num" w:pos="5040"/>
+        </w:tabs>
+        <w:ind w:left="5040" w:hanging="360"/>
+      </w:pPr>
+      <w:rPr>
+        <w:rFonts w:ascii="Wingdings" w:hAnsi="Wingdings" w:hint="default"/>
+        <w:sz w:val="20"/>
+      </w:rPr>
+    </w:lvl>
+    <w:lvl w:ilvl="7" w:tentative="1">
+      <w:start w:val="1"/>
+      <w:numFmt w:val="bullet"/>
+      <w:lvlText w:val=""/>
+      <w:lvlJc w:val="left"/>
+      <w:pPr>
+        <w:tabs>
+          <w:tab w:val="num" w:pos="5760"/>
+        </w:tabs>
+        <w:ind w:left="5760" w:hanging="360"/>
+      </w:pPr>
+      <w:rPr>
+        <w:rFonts w:ascii="Wingdings" w:hAnsi="Wingdings" w:hint="default"/>
+        <w:sz w:val="20"/>
+      </w:rPr>
+    </w:lvl>
+    <w:lvl w:ilvl="8" w:tentative="1">
+      <w:start w:val="1"/>
+      <w:numFmt w:val="bullet"/>
+      <w:lvlText w:val=""/>
+      <w:lvlJc w:val="left"/>
+      <w:pPr>
+        <w:tabs>
+          <w:tab w:val="num" w:pos="6480"/>
+        </w:tabs>
+        <w:ind w:left="6480" w:hanging="360"/>
+      </w:pPr>
+      <w:rPr>
+        <w:rFonts w:ascii="Wingdings" w:hAnsi="Wingdings" w:hint="default"/>
+        <w:sz w:val="20"/>
+      </w:rPr>
+    </w:lvl>
+  </w:abstractNum>
   <w:num w:numId="1">
+    <w:abstractNumId w:val="12"/>
+  </w:num>
+  <w:num w:numId="2">
+    <w:abstractNumId w:val="9"/>
+  </w:num>
+  <w:num w:numId="3">
+    <w:abstractNumId w:val="3"/>
+  </w:num>
+  <w:num w:numId="4">
+    <w:abstractNumId w:val="10"/>
+  </w:num>
+  <w:num w:numId="5">
     <w:abstractNumId w:val="11"/>
   </w:num>
-  <w:num w:numId="2">
+  <w:num w:numId="6">
+    <w:abstractNumId w:val="2"/>
+  </w:num>
+  <w:num w:numId="7">
+    <w:abstractNumId w:val="14"/>
+  </w:num>
+  <w:num w:numId="8">
+    <w:abstractNumId w:val="13"/>
+  </w:num>
+  <w:num w:numId="9">
+    <w:abstractNumId w:val="5"/>
+  </w:num>
+  <w:num w:numId="10">
+    <w:abstractNumId w:val="4"/>
+  </w:num>
+  <w:num w:numId="11">
+    <w:abstractNumId w:val="16"/>
+  </w:num>
+  <w:num w:numId="12">
+    <w:abstractNumId w:val="17"/>
+  </w:num>
+  <w:num w:numId="13">
     <w:abstractNumId w:val="8"/>
   </w:num>
-  <w:num w:numId="3">
-    <w:abstractNumId w:val="2"/>
-  </w:num>
-  <w:num w:numId="4">
-    <w:abstractNumId w:val="9"/>
-  </w:num>
-  <w:num w:numId="5">
-    <w:abstractNumId w:val="10"/>
-  </w:num>
-  <w:num w:numId="6">
-    <w:abstractNumId w:val="1"/>
-  </w:num>
-  <w:num w:numId="7">
-    <w:abstractNumId w:val="13"/>
-  </w:num>
-  <w:num w:numId="8">
-    <w:abstractNumId w:val="12"/>
-  </w:num>
-  <w:num w:numId="9">
-    <w:abstractNumId w:val="4"/>
-  </w:num>
-  <w:num w:numId="10">
-    <w:abstractNumId w:val="3"/>
-  </w:num>
-  <w:num w:numId="11">
-    <w:abstractNumId w:val="15"/>
-  </w:num>
-  <w:num w:numId="12">
-    <w:abstractNumId w:val="16"/>
-  </w:num>
-  <w:num w:numId="13">
-    <w:abstractNumId w:val="7"/>
-  </w:num>
   <w:num w:numId="14">
-    <w:abstractNumId w:val="17"/>
+    <w:abstractNumId w:val="18"/>
   </w:num>
   <w:num w:numId="15">
     <w:abstractNumId w:val="0"/>
   </w:num>
   <w:num w:numId="16">
-    <w:abstractNumId w:val="14"/>
+    <w:abstractNumId w:val="15"/>
   </w:num>
   <w:num w:numId="17">
-    <w:abstractNumId w:val="5"/>
+    <w:abstractNumId w:val="6"/>
   </w:num>
   <w:num w:numId="18">
-    <w:abstractNumId w:val="6"/>
+    <w:abstractNumId w:val="7"/>
+  </w:num>
+  <w:num w:numId="19">
+    <w:abstractNumId w:val="19"/>
+  </w:num>
+  <w:num w:numId="20">
+    <w:abstractNumId w:val="1"/>
   </w:num>
 </w:numbering>
 </file>
